--- a/applications/anthropic/5283063008-research-infrastructure/Jordan_Newman_Anthropic_Research_Infrastructure_Resume.docx
+++ b/applications/anthropic/5283063008-research-infrastructure/Jordan_Newman_Anthropic_Research_Infrastructure_Resume.docx
@@ -253,6 +253,151 @@
       </w:r>
       <w:r>
         <w:t>Built the monitoring, telemetry, deployment, authentication, packet/DNS analysis, security, and DDoS systems needed to operate and defend customer-facing infrastructure around the clock.</w:t>
+      </w:r>
+    </w:p>
+    <w:p>
+      <w:pPr>
+        <w:pStyle w:val="Heading1"/>
+        <w:pBdr>
+          <w:bottom w:val="single" w:sz="5" w:space="1" w:color="666666"/>
+        </w:pBdr>
+      </w:pPr>
+      <w:r>
+        <w:t>INDEPENDENT DELIVERY AND TECHNICAL LEADERSHIP</w:t>
+      </w:r>
+    </w:p>
+    <w:p>
+      <w:pPr>
+        <w:spacing w:after="16"/>
+        <w:ind w:left="230" w:hanging="173"/>
+      </w:pPr>
+      <w:r>
+        <w:rPr>
+          <w:b/>
+        </w:rPr>
+        <w:t xml:space="preserve">• </w:t>
+      </w:r>
+      <w:r>
+        <w:t>Independently scoped and delivered complex technical projects from initial requirements and architecture through hands-on coding, production deployment, and long-term operation.</w:t>
+      </w:r>
+    </w:p>
+    <w:p>
+      <w:pPr>
+        <w:spacing w:after="16"/>
+        <w:ind w:left="230" w:hanging="173"/>
+      </w:pPr>
+      <w:r>
+        <w:rPr>
+          <w:b/>
+        </w:rPr>
+        <w:t xml:space="preserve">• </w:t>
+      </w:r>
+      <w:r>
+        <w:t>Make architectural decisions and define engineering standards, shared libraries, and platform direction that other engineers and teams build upon.</w:t>
+      </w:r>
+    </w:p>
+    <w:p>
+      <w:pPr>
+        <w:spacing w:after="16"/>
+        <w:ind w:left="230" w:hanging="173"/>
+      </w:pPr>
+      <w:r>
+        <w:rPr>
+          <w:b/>
+        </w:rPr>
+        <w:t xml:space="preserve">• </w:t>
+      </w:r>
+      <w:r>
+        <w:t>Use written technical documentation and cross-team collaboration to communicate decisions and establish alignment across engineering teams.</w:t>
+      </w:r>
+    </w:p>
+    <w:p>
+      <w:pPr>
+        <w:spacing w:after="16"/>
+        <w:ind w:left="230" w:hanging="173"/>
+      </w:pPr>
+      <w:r>
+        <w:rPr>
+          <w:b/>
+        </w:rPr>
+        <w:t xml:space="preserve">• </w:t>
+      </w:r>
+      <w:r>
+        <w:t>Operated effectively in fast-changing startup environments with high autonomy and ownership, combining executive accountability with hands-on systems engineering during rapid company growth.</w:t>
+      </w:r>
+    </w:p>
+    <w:p>
+      <w:pPr>
+        <w:pStyle w:val="Heading1"/>
+        <w:pBdr>
+          <w:bottom w:val="single" w:sz="5" w:space="1" w:color="666666"/>
+        </w:pBdr>
+      </w:pPr>
+      <w:r>
+        <w:t>SELECTED SYSTEMS ENGINEERING</w:t>
+      </w:r>
+    </w:p>
+    <w:p>
+      <w:pPr>
+        <w:spacing w:after="16"/>
+        <w:ind w:left="230" w:hanging="173"/>
+      </w:pPr>
+      <w:r>
+        <w:rPr>
+          <w:b/>
+        </w:rPr>
+        <w:t xml:space="preserve">• </w:t>
+      </w:r>
+      <w:r>
+        <w:rPr>
+          <w:b/>
+        </w:rPr>
+        <w:t>PrimeHTTPD:</w:t>
+      </w:r>
+      <w:r>
+        <w:t xml:space="preserve"> Built persistent connections, descriptor and gzip caches, chunked encoding, ETags, conditional requests, authentication integration, wildcard/PCRE2 rewrites, and signal-driven configuration reloads around a high-concurrency event core.</w:t>
+      </w:r>
+    </w:p>
+    <w:p>
+      <w:pPr>
+        <w:spacing w:after="16"/>
+        <w:ind w:left="230" w:hanging="173"/>
+      </w:pPr>
+      <w:r>
+        <w:rPr>
+          <w:b/>
+        </w:rPr>
+        <w:t xml:space="preserve">• </w:t>
+      </w:r>
+      <w:r>
+        <w:rPr>
+          <w:b/>
+        </w:rPr>
+        <w:t>VirtualDir:</w:t>
+      </w:r>
+      <w:r>
+        <w:t xml:space="preserve"> Designed and developed a production FreeBSD kernel module and management utility that intercepted filesystem-related system calls and transparently remapped paths, enabling shared physical layouts without chroot jails; deployed on approximately 30 servers for approximately 5-8 years.</w:t>
+      </w:r>
+    </w:p>
+    <w:p>
+      <w:pPr>
+        <w:spacing w:after="16"/>
+        <w:ind w:left="230" w:hanging="173"/>
+      </w:pPr>
+      <w:r>
+        <w:rPr>
+          <w:b/>
+        </w:rPr>
+        <w:t xml:space="preserve">• </w:t>
+      </w:r>
+      <w:r>
+        <w:rPr>
+          <w:b/>
+        </w:rPr>
+        <w:t>PrimeDump and PrimeDNSTop:</w:t>
+      </w:r>
+      <w:r>
+        <w:t xml:space="preserve"> Built libpcap-based packet and DNS analysis tools that decoded Ethernet, IP, TCP, UDP, ICMPv6, and RFC 1035 traffic for troubleshooting, abnormal-activity detection, and DDoS investigation.</w:t>
       </w:r>
     </w:p>
     <w:p>

--- a/applications/anthropic/5283063008-research-infrastructure/Jordan_Newman_Anthropic_Research_Infrastructure_Resume.docx
+++ b/applications/anthropic/5283063008-research-infrastructure/Jordan_Newman_Anthropic_Research_Infrastructure_Resume.docx
@@ -355,7 +355,22 @@
         <w:t>PrimeHTTPD:</w:t>
       </w:r>
       <w:r>
-        <w:t xml:space="preserve"> Built persistent connections, descriptor and gzip caches, chunked encoding, ETags, conditional requests, authentication integration, wildcard/PCRE2 rewrites, and signal-driven configuration reloads around a high-concurrency event core.</w:t>
+        <w:t xml:space="preserve"> Built persistent connections, descriptor and gzip caches, chunked encoding, ETags, conditional requests, authentication integration, and signal-driven configuration reloads around a high-concurrency event core.</w:t>
+      </w:r>
+    </w:p>
+    <w:p>
+      <w:pPr>
+        <w:spacing w:after="16"/>
+        <w:ind w:left="230" w:hanging="173"/>
+      </w:pPr>
+      <w:r>
+        <w:rPr>
+          <w:b/>
+        </w:rPr>
+        <w:t xml:space="preserve">• </w:t>
+      </w:r>
+      <w:r>
+        <w:t>Added wildcard and PCRE2 request rewriting and integrated the runtime with PrimeAuth for HTTP Basic and cookie authentication.</w:t>
       </w:r>
     </w:p>
     <w:p>
@@ -376,7 +391,22 @@
         <w:t>VirtualDir:</w:t>
       </w:r>
       <w:r>
-        <w:t xml:space="preserve"> Designed and developed a production FreeBSD kernel module and management utility that intercepted filesystem-related system calls and transparently remapped paths, enabling shared physical layouts without chroot jails; deployed on approximately 30 servers for approximately 5-8 years.</w:t>
+        <w:t xml:space="preserve"> Designed and developed a production FreeBSD kernel module and management utility that intercepted filesystem-related system calls and transparently remapped paths.</w:t>
+      </w:r>
+    </w:p>
+    <w:p>
+      <w:pPr>
+        <w:spacing w:after="16"/>
+        <w:ind w:left="230" w:hanging="173"/>
+      </w:pPr>
+      <w:r>
+        <w:rPr>
+          <w:b/>
+        </w:rPr>
+        <w:t xml:space="preserve">• </w:t>
+      </w:r>
+      <w:r>
+        <w:t>Enabled shared physical layouts without chroot jails; deployed VirtualDir on approximately 30 servers for approximately 5-8 years.</w:t>
       </w:r>
     </w:p>
     <w:p>
@@ -398,6 +428,48 @@
       </w:r>
       <w:r>
         <w:t xml:space="preserve"> Built libpcap-based packet and DNS analysis tools that decoded Ethernet, IP, TCP, UDP, ICMPv6, and RFC 1035 traffic for troubleshooting, abnormal-activity detection, and DDoS investigation.</w:t>
+      </w:r>
+    </w:p>
+    <w:p>
+      <w:pPr>
+        <w:spacing w:after="16"/>
+        <w:ind w:left="230" w:hanging="173"/>
+      </w:pPr>
+      <w:r>
+        <w:rPr>
+          <w:b/>
+        </w:rPr>
+        <w:t xml:space="preserve">• </w:t>
+      </w:r>
+      <w:r>
+        <w:rPr>
+          <w:b/>
+        </w:rPr>
+        <w:t>KeepClean and StatCache:</w:t>
+      </w:r>
+      <w:r>
+        <w:t xml:space="preserve"> Developed production FreeBSD kernel modules for execution monitoring, system-asset protection, user-space telemetry, and filesystem performance instrumentation.</w:t>
+      </w:r>
+    </w:p>
+    <w:p>
+      <w:pPr>
+        <w:spacing w:after="16"/>
+        <w:ind w:left="230" w:hanging="173"/>
+      </w:pPr>
+      <w:r>
+        <w:rPr>
+          <w:b/>
+        </w:rPr>
+        <w:t xml:space="preserve">• </w:t>
+      </w:r>
+      <w:r>
+        <w:rPr>
+          <w:b/>
+        </w:rPr>
+        <w:t>TAFOS:</w:t>
+      </w:r>
+      <w:r>
+        <w:t xml:space="preserve"> Developed an educational x86 operating-system kernel in C and assembly with a custom MBR bootloader, protected-mode transition, interrupt descriptor table, heap allocator, port I/O, VGA output, and GDB debugging.</w:t>
       </w:r>
     </w:p>
     <w:p>

--- a/applications/anthropic/5283063008-research-infrastructure/Jordan_Newman_Anthropic_Research_Infrastructure_Resume.docx
+++ b/applications/anthropic/5283063008-research-infrastructure/Jordan_Newman_Anthropic_Research_Infrastructure_Resume.docx
@@ -754,6 +754,21 @@
     </w:p>
     <w:p>
       <w:pPr>
+        <w:spacing w:after="16"/>
+        <w:ind w:left="230" w:hanging="173"/>
+      </w:pPr>
+      <w:r>
+        <w:rPr>
+          <w:b/>
+        </w:rPr>
+        <w:t xml:space="preserve">• </w:t>
+      </w:r>
+      <w:r>
+        <w:t>Acted as a technical lead and mentor across ISPRIME, creating internal training documentation and training most employees; personally guided two beginners over several years into technical experts and eventual company leaders.</w:t>
+      </w:r>
+    </w:p>
+    <w:p>
+      <w:pPr>
         <w:pStyle w:val="Heading2"/>
       </w:pPr>
       <w:r>
